--- a/por/docx/45.content.docx
+++ b/por/docx/45.content.docx
@@ -19,7 +19,7 @@
         <w:rPr>
           <w:lang w:val="pt_PT" w:bidi="pt_PT"/>
         </w:rPr>
-        <w:t>Resource: Notas de Estudo - Introduções aos Livros (Tyndale)</w:t>
+        <w:t>Resource: Tyndale Open Study Notes</w:t>
       </w:r>
       <w:r>
         <w:rPr>
@@ -112,7 +112,7 @@
         <w:rPr>
           <w:lang w:val="pt_PT" w:bidi="pt_PT"/>
         </w:rPr>
-        <w:t>Notas de Estudo - Introduções aos Livros (Tyndale)</w:t>
+        <w:t>Tyndale Open Study Notes</w:t>
       </w:r>
     </w:p>
     <w:p>

--- a/por/docx/45.content.docx
+++ b/por/docx/45.content.docx
@@ -19,7 +19,7 @@
         <w:rPr>
           <w:lang w:val="pt_PT" w:bidi="pt_PT"/>
         </w:rPr>
-        <w:t>Resource: Tyndale Open Study Notes</w:t>
+        <w:t>Resource: Aquifer Open Study Notes (Book Intros)</w:t>
       </w:r>
       <w:r>
         <w:rPr>
@@ -112,7 +112,7 @@
         <w:rPr>
           <w:lang w:val="pt_PT" w:bidi="pt_PT"/>
         </w:rPr>
-        <w:t>Tyndale Open Study Notes</w:t>
+        <w:t>Aquifer Open Study Notes (Book Intros)</w:t>
       </w:r>
     </w:p>
     <w:p>

--- a/por/docx/45.content.docx
+++ b/por/docx/45.content.docx
@@ -258,18 +258,12 @@
         </w:rPr>
         <w:t xml:space="preserve">Não sabemos quem primeiro trouxe as boas-novas para Roma. Talvez judeus de Roma que foram convertidos quando Deus derramou seu Espírito pela primeira vez no dia de Pentecostes (veja </w:t>
       </w:r>
-      <w:hyperlink r:id="rId13">
-        <w:r>
-          <w:rPr>
-            <w:lang w:val="pt_PT" w:bidi="pt_PT"/>
-          </w:rPr>
-          <w:rPr>
-            <w:color w:val="0000EE"/>
-            <w:u w:val="single"/>
-          </w:rPr>
-          <w:t>At 2.10</w:t>
-        </w:r>
-      </w:hyperlink>
+      <w:r>
+        <w:rPr>
+          <w:lang w:val="pt_PT" w:bidi="pt_PT"/>
+        </w:rPr>
+        <w:t>At 2.10</w:t>
+      </w:r>
       <w:r>
         <w:rPr>
           <w:lang w:val="pt_PT" w:bidi="pt_PT"/>
@@ -290,72 +284,48 @@
         </w:rPr>
         <w:t xml:space="preserve">Em 49 d.C., o Imperador Cláudio expulsou todos os judeus de Roma — incluindo os judeus cristãos (veja </w:t>
       </w:r>
-      <w:hyperlink r:id="rId14">
-        <w:r>
-          <w:rPr>
-            <w:lang w:val="pt_PT" w:bidi="pt_PT"/>
-          </w:rPr>
-          <w:rPr>
-            <w:color w:val="0000EE"/>
-            <w:u w:val="single"/>
-          </w:rPr>
-          <w:t>At 18.2</w:t>
-        </w:r>
-      </w:hyperlink>
+      <w:r>
+        <w:rPr>
+          <w:lang w:val="pt_PT" w:bidi="pt_PT"/>
+        </w:rPr>
+        <w:t>At 18.2</w:t>
+      </w:r>
       <w:r>
         <w:rPr>
           <w:lang w:val="pt_PT" w:bidi="pt_PT"/>
         </w:rPr>
         <w:t>). Embora Paulo nunca tivesse visitado Roma (</w:t>
       </w:r>
-      <w:hyperlink r:id="rId15">
-        <w:r>
-          <w:rPr>
-            <w:lang w:val="pt_PT" w:bidi="pt_PT"/>
-          </w:rPr>
-          <w:rPr>
-            <w:color w:val="0000EE"/>
-            <w:u w:val="single"/>
-          </w:rPr>
-          <w:t>Rm 1.13</w:t>
-        </w:r>
-      </w:hyperlink>
+      <w:r>
+        <w:rPr>
+          <w:lang w:val="pt_PT" w:bidi="pt_PT"/>
+        </w:rPr>
+        <w:t>Rm 1.13</w:t>
+      </w:r>
       <w:r>
         <w:rPr>
           <w:lang w:val="pt_PT" w:bidi="pt_PT"/>
         </w:rPr>
         <w:t>), em suas viagens ele encontrou alguns desses cristãos romanos, como Priscila e Áquila (</w:t>
       </w:r>
-      <w:hyperlink r:id="rId16">
-        <w:r>
-          <w:rPr>
-            <w:lang w:val="pt_PT" w:bidi="pt_PT"/>
-          </w:rPr>
-          <w:rPr>
-            <w:color w:val="0000EE"/>
-            <w:u w:val="single"/>
-          </w:rPr>
-          <w:t>Rm 16.3–4</w:t>
-        </w:r>
-      </w:hyperlink>
+      <w:r>
+        <w:rPr>
+          <w:lang w:val="pt_PT" w:bidi="pt_PT"/>
+        </w:rPr>
+        <w:t>Rm 16.3–4</w:t>
+      </w:r>
       <w:r>
         <w:rPr>
           <w:lang w:val="pt_PT" w:bidi="pt_PT"/>
         </w:rPr>
         <w:t xml:space="preserve">; cp. </w:t>
       </w:r>
-      <w:hyperlink r:id="rId14">
-        <w:r>
-          <w:rPr>
-            <w:lang w:val="pt_PT" w:bidi="pt_PT"/>
-          </w:rPr>
-          <w:rPr>
-            <w:color w:val="0000EE"/>
-            <w:u w:val="single"/>
-          </w:rPr>
-          <w:t>At 18.2</w:t>
-        </w:r>
-      </w:hyperlink>
+      <w:r>
+        <w:rPr>
+          <w:lang w:val="pt_PT" w:bidi="pt_PT"/>
+        </w:rPr>
+        <w:t>At 18.2</w:t>
+      </w:r>
       <w:r>
         <w:rPr>
           <w:lang w:val="pt_PT" w:bidi="pt_PT"/>
@@ -376,18 +346,12 @@
         </w:rPr>
         <w:t xml:space="preserve">O decreto de Cláudio eventualmente expirou, então, quando Paulo escreveu sua carta aos Romanos, muitos cristãos judeus haviam retornado a Roma. No entanto, na ausência deles, os cristãos gentios assumiram a liderança na comunidade cristã em Roma. Portanto, quando Paulo escreveu aos cristãos romanos (provavelmente por volta de 57 d.C.), a comunidade cristã romana estava dividida em duas grandes facções. Os cristãos gentios agora compunham o grupo majoritário e, naturalmente, estavam menos preocupados com a continuidade com o Antigo Testamento ou com as exigências da lei de Moisés do que seus irmãos e irmãs judeus. Eles aparentemente até menosprezavam os cristãos judeus (veja </w:t>
       </w:r>
-      <w:hyperlink r:id="rId17">
-        <w:r>
-          <w:rPr>
-            <w:lang w:val="pt_PT" w:bidi="pt_PT"/>
-          </w:rPr>
-          <w:rPr>
-            <w:color w:val="0000EE"/>
-            <w:u w:val="single"/>
-          </w:rPr>
-          <w:t>Rm 11.25</w:t>
-        </w:r>
-      </w:hyperlink>
+      <w:r>
+        <w:rPr>
+          <w:lang w:val="pt_PT" w:bidi="pt_PT"/>
+        </w:rPr>
+        <w:t>Rm 11.25</w:t>
+      </w:r>
       <w:r>
         <w:rPr>
           <w:lang w:val="pt_PT" w:bidi="pt_PT"/>
@@ -419,72 +383,48 @@
         </w:rPr>
         <w:t>Na introdução da carta (</w:t>
       </w:r>
-      <w:hyperlink r:id="rId18">
-        <w:r>
-          <w:rPr>
-            <w:lang w:val="pt_PT" w:bidi="pt_PT"/>
-          </w:rPr>
-          <w:rPr>
-            <w:color w:val="0000EE"/>
-            <w:u w:val="single"/>
-          </w:rPr>
-          <w:t>1.1–17</w:t>
-        </w:r>
-      </w:hyperlink>
+      <w:r>
+        <w:rPr>
+          <w:lang w:val="pt_PT" w:bidi="pt_PT"/>
+        </w:rPr>
+        <w:t>1.1–17</w:t>
+      </w:r>
       <w:r>
         <w:rPr>
           <w:lang w:val="pt_PT" w:bidi="pt_PT"/>
         </w:rPr>
         <w:t>), Paulo se apresenta e identifica seus leitores (</w:t>
       </w:r>
-      <w:hyperlink r:id="rId19">
-        <w:r>
-          <w:rPr>
-            <w:lang w:val="pt_PT" w:bidi="pt_PT"/>
-          </w:rPr>
-          <w:rPr>
-            <w:color w:val="0000EE"/>
-            <w:u w:val="single"/>
-          </w:rPr>
-          <w:t>1.1–7</w:t>
-        </w:r>
-      </w:hyperlink>
+      <w:r>
+        <w:rPr>
+          <w:lang w:val="pt_PT" w:bidi="pt_PT"/>
+        </w:rPr>
+        <w:t>1.1–7</w:t>
+      </w:r>
       <w:r>
         <w:rPr>
           <w:lang w:val="pt_PT" w:bidi="pt_PT"/>
         </w:rPr>
         <w:t>), expressa gratidão pelos cristãos romanos (</w:t>
       </w:r>
-      <w:hyperlink r:id="rId20">
-        <w:r>
-          <w:rPr>
-            <w:lang w:val="pt_PT" w:bidi="pt_PT"/>
-          </w:rPr>
-          <w:rPr>
-            <w:color w:val="0000EE"/>
-            <w:u w:val="single"/>
-          </w:rPr>
-          <w:t>1.8–15</w:t>
-        </w:r>
-      </w:hyperlink>
+      <w:r>
+        <w:rPr>
+          <w:lang w:val="pt_PT" w:bidi="pt_PT"/>
+        </w:rPr>
+        <w:t>1.8–15</w:t>
+      </w:r>
       <w:r>
         <w:rPr>
           <w:lang w:val="pt_PT" w:bidi="pt_PT"/>
         </w:rPr>
         <w:t>) e introduz o tema da carta: as “boas-novas sobre Cristo” (</w:t>
       </w:r>
-      <w:hyperlink r:id="rId21">
-        <w:r>
-          <w:rPr>
-            <w:lang w:val="pt_PT" w:bidi="pt_PT"/>
-          </w:rPr>
-          <w:rPr>
-            <w:color w:val="0000EE"/>
-            <w:u w:val="single"/>
-          </w:rPr>
-          <w:t>1.16–17</w:t>
-        </w:r>
-      </w:hyperlink>
+      <w:r>
+        <w:rPr>
+          <w:lang w:val="pt_PT" w:bidi="pt_PT"/>
+        </w:rPr>
+        <w:t>1.16–17</w:t>
+      </w:r>
       <w:r>
         <w:rPr>
           <w:lang w:val="pt_PT" w:bidi="pt_PT"/>
@@ -505,54 +445,36 @@
         </w:rPr>
         <w:t>Antes de elaborar sobre essas boas-novas, Paulo apresenta o pano de fundo sombrio da pecaminosidade humana universal que torna as boas-novas necessárias. Tanto os gentios (</w:t>
       </w:r>
-      <w:hyperlink r:id="rId22">
-        <w:r>
-          <w:rPr>
-            <w:lang w:val="pt_PT" w:bidi="pt_PT"/>
-          </w:rPr>
-          <w:rPr>
-            <w:color w:val="0000EE"/>
-            <w:u w:val="single"/>
-          </w:rPr>
-          <w:t>1.18–32</w:t>
-        </w:r>
-      </w:hyperlink>
+      <w:r>
+        <w:rPr>
+          <w:lang w:val="pt_PT" w:bidi="pt_PT"/>
+        </w:rPr>
+        <w:t>1.18–32</w:t>
+      </w:r>
       <w:r>
         <w:rPr>
           <w:lang w:val="pt_PT" w:bidi="pt_PT"/>
         </w:rPr>
         <w:t>) quanto os judeus (</w:t>
       </w:r>
-      <w:hyperlink r:id="rId23">
-        <w:r>
-          <w:rPr>
-            <w:lang w:val="pt_PT" w:bidi="pt_PT"/>
-          </w:rPr>
-          <w:rPr>
-            <w:color w:val="0000EE"/>
-            <w:u w:val="single"/>
-          </w:rPr>
-          <w:t>2.1–3.8</w:t>
-        </w:r>
-      </w:hyperlink>
+      <w:r>
+        <w:rPr>
+          <w:lang w:val="pt_PT" w:bidi="pt_PT"/>
+        </w:rPr>
+        <w:t>2.1–3.8</w:t>
+      </w:r>
       <w:r>
         <w:rPr>
           <w:lang w:val="pt_PT" w:bidi="pt_PT"/>
         </w:rPr>
         <w:t>) se afastaram da revelação de Deus sobre si mesmos. Todos estão “sob o poder do pecado” e não podem ser justificados diante de Deus por qualquer coisa que façam (</w:t>
       </w:r>
-      <w:hyperlink r:id="rId24">
-        <w:r>
-          <w:rPr>
-            <w:lang w:val="pt_PT" w:bidi="pt_PT"/>
-          </w:rPr>
-          <w:rPr>
-            <w:color w:val="0000EE"/>
-            <w:u w:val="single"/>
-          </w:rPr>
-          <w:t>3.9–20</w:t>
-        </w:r>
-      </w:hyperlink>
+      <w:r>
+        <w:rPr>
+          <w:lang w:val="pt_PT" w:bidi="pt_PT"/>
+        </w:rPr>
+        <w:t>3.9–20</w:t>
+      </w:r>
       <w:r>
         <w:rPr>
           <w:lang w:val="pt_PT" w:bidi="pt_PT"/>
@@ -573,72 +495,48 @@
         </w:rPr>
         <w:t>Nesta situação desesperadora, chegam as boas-novas que revelam um novo “caminho para ser feito justo” com Deus. Deus providenciou este novo caminho enviando Jesus como um sacrifício pelo pecado, e todos os seres humanos podem obter os benefícios desse sacrifício pela fé (</w:t>
       </w:r>
-      <w:hyperlink r:id="rId25">
-        <w:r>
-          <w:rPr>
-            <w:lang w:val="pt_PT" w:bidi="pt_PT"/>
-          </w:rPr>
-          <w:rPr>
-            <w:color w:val="0000EE"/>
-            <w:u w:val="single"/>
-          </w:rPr>
-          <w:t>3.21–26</w:t>
-        </w:r>
-      </w:hyperlink>
+      <w:r>
+        <w:rPr>
+          <w:lang w:val="pt_PT" w:bidi="pt_PT"/>
+        </w:rPr>
+        <w:t>3.21–26</w:t>
+      </w:r>
       <w:r>
         <w:rPr>
           <w:lang w:val="pt_PT" w:bidi="pt_PT"/>
         </w:rPr>
         <w:t xml:space="preserve">). Em </w:t>
       </w:r>
-      <w:hyperlink r:id="rId26">
-        <w:r>
-          <w:rPr>
-            <w:lang w:val="pt_PT" w:bidi="pt_PT"/>
-          </w:rPr>
-          <w:rPr>
-            <w:color w:val="0000EE"/>
-            <w:u w:val="single"/>
-          </w:rPr>
-          <w:t>3.27–4.25</w:t>
-        </w:r>
-      </w:hyperlink>
+      <w:r>
+        <w:rPr>
+          <w:lang w:val="pt_PT" w:bidi="pt_PT"/>
+        </w:rPr>
+        <w:t>3.27–4.25</w:t>
+      </w:r>
       <w:r>
         <w:rPr>
           <w:lang w:val="pt_PT" w:bidi="pt_PT"/>
         </w:rPr>
         <w:t>, Paulo destaca a natureza e a centralidade da fé. Ele mostra que a fé exclui a vanglória e permite tanto a judeus quanto a gentios terem igual acesso à graça de Deus em Cristo (</w:t>
       </w:r>
-      <w:hyperlink r:id="rId27">
-        <w:r>
-          <w:rPr>
-            <w:lang w:val="pt_PT" w:bidi="pt_PT"/>
-          </w:rPr>
-          <w:rPr>
-            <w:color w:val="0000EE"/>
-            <w:u w:val="single"/>
-          </w:rPr>
-          <w:t>3.27–31</w:t>
-        </w:r>
-      </w:hyperlink>
+      <w:r>
+        <w:rPr>
+          <w:lang w:val="pt_PT" w:bidi="pt_PT"/>
+        </w:rPr>
+        <w:t>3.27–31</w:t>
+      </w:r>
       <w:r>
         <w:rPr>
           <w:lang w:val="pt_PT" w:bidi="pt_PT"/>
         </w:rPr>
         <w:t>). Ele desenvolve esses mesmos pontos por meio de referência a Abraão (</w:t>
       </w:r>
-      <w:hyperlink r:id="rId28">
-        <w:r>
-          <w:rPr>
-            <w:lang w:val="pt_PT" w:bidi="pt_PT"/>
-          </w:rPr>
-          <w:rPr>
-            <w:color w:val="0000EE"/>
-            <w:u w:val="single"/>
-          </w:rPr>
-          <w:t>4</w:t>
-        </w:r>
-      </w:hyperlink>
+      <w:r>
+        <w:rPr>
+          <w:lang w:val="pt_PT" w:bidi="pt_PT"/>
+        </w:rPr>
+        <w:t>4</w:t>
+      </w:r>
       <w:r>
         <w:rPr>
           <w:lang w:val="pt_PT" w:bidi="pt_PT"/>
@@ -659,126 +557,84 @@
         </w:rPr>
         <w:t xml:space="preserve">Nos </w:t>
       </w:r>
-      <w:hyperlink r:id="rId29">
-        <w:r>
-          <w:rPr>
-            <w:lang w:val="pt_PT" w:bidi="pt_PT"/>
-          </w:rPr>
-          <w:rPr>
-            <w:color w:val="0000EE"/>
-            <w:u w:val="single"/>
-          </w:rPr>
-          <w:t>capítulos 5–8</w:t>
-        </w:r>
-      </w:hyperlink>
+      <w:r>
+        <w:rPr>
+          <w:lang w:val="pt_PT" w:bidi="pt_PT"/>
+        </w:rPr>
+        <w:t>capítulos 5–8</w:t>
+      </w:r>
       <w:r>
         <w:rPr>
           <w:lang w:val="pt_PT" w:bidi="pt_PT"/>
         </w:rPr>
         <w:t>, Paulo discute a garantia ou segurança da salvação. A certeza de que os crentes compartilharão da glória de Deus (</w:t>
       </w:r>
-      <w:hyperlink r:id="rId30">
-        <w:r>
-          <w:rPr>
-            <w:lang w:val="pt_PT" w:bidi="pt_PT"/>
-          </w:rPr>
-          <w:rPr>
-            <w:color w:val="0000EE"/>
-            <w:u w:val="single"/>
-          </w:rPr>
-          <w:t>5.1–11</w:t>
-        </w:r>
-      </w:hyperlink>
+      <w:r>
+        <w:rPr>
+          <w:lang w:val="pt_PT" w:bidi="pt_PT"/>
+        </w:rPr>
+        <w:t>5.1–11</w:t>
+      </w:r>
       <w:r>
         <w:rPr>
           <w:lang w:val="pt_PT" w:bidi="pt_PT"/>
         </w:rPr>
         <w:t>) é baseada na forma como Jesus Cristo mais do que reverteu os terríveis efeitos do pecado de Adão (</w:t>
       </w:r>
-      <w:hyperlink r:id="rId31">
-        <w:r>
-          <w:rPr>
-            <w:lang w:val="pt_PT" w:bidi="pt_PT"/>
-          </w:rPr>
-          <w:rPr>
-            <w:color w:val="0000EE"/>
-            <w:u w:val="single"/>
-          </w:rPr>
-          <w:t>5.12–21</w:t>
-        </w:r>
-      </w:hyperlink>
+      <w:r>
+        <w:rPr>
+          <w:lang w:val="pt_PT" w:bidi="pt_PT"/>
+        </w:rPr>
+        <w:t>5.12–21</w:t>
+      </w:r>
       <w:r>
         <w:rPr>
           <w:lang w:val="pt_PT" w:bidi="pt_PT"/>
         </w:rPr>
         <w:t>). Nem o pecado (</w:t>
       </w:r>
-      <w:hyperlink r:id="rId32">
-        <w:r>
-          <w:rPr>
-            <w:lang w:val="pt_PT" w:bidi="pt_PT"/>
-          </w:rPr>
-          <w:rPr>
-            <w:color w:val="0000EE"/>
-            <w:u w:val="single"/>
-          </w:rPr>
-          <w:t>cap. 6</w:t>
-        </w:r>
-      </w:hyperlink>
+      <w:r>
+        <w:rPr>
+          <w:lang w:val="pt_PT" w:bidi="pt_PT"/>
+        </w:rPr>
+        <w:t>cap. 6</w:t>
+      </w:r>
       <w:r>
         <w:rPr>
           <w:lang w:val="pt_PT" w:bidi="pt_PT"/>
         </w:rPr>
         <w:t>) nem a lei (</w:t>
       </w:r>
-      <w:hyperlink r:id="rId33">
-        <w:r>
-          <w:rPr>
-            <w:lang w:val="pt_PT" w:bidi="pt_PT"/>
-          </w:rPr>
-          <w:rPr>
-            <w:color w:val="0000EE"/>
-            <w:u w:val="single"/>
-          </w:rPr>
-          <w:t>cap. 7</w:t>
-        </w:r>
-      </w:hyperlink>
+      <w:r>
+        <w:rPr>
+          <w:lang w:val="pt_PT" w:bidi="pt_PT"/>
+        </w:rPr>
+        <w:t>cap. 7</w:t>
+      </w:r>
       <w:r>
         <w:rPr>
           <w:lang w:val="pt_PT" w:bidi="pt_PT"/>
         </w:rPr>
         <w:t>) podem impedir Deus de realizar seus propósitos para o crente. O Espírito Santo liberta os crentes da morte (</w:t>
       </w:r>
-      <w:hyperlink r:id="rId34">
-        <w:r>
-          <w:rPr>
-            <w:lang w:val="pt_PT" w:bidi="pt_PT"/>
-          </w:rPr>
-          <w:rPr>
-            <w:color w:val="0000EE"/>
-            <w:u w:val="single"/>
-          </w:rPr>
-          <w:t>8.1–17</w:t>
-        </w:r>
-      </w:hyperlink>
+      <w:r>
+        <w:rPr>
+          <w:lang w:val="pt_PT" w:bidi="pt_PT"/>
+        </w:rPr>
+        <w:t>8.1–17</w:t>
+      </w:r>
       <w:r>
         <w:rPr>
           <w:lang w:val="pt_PT" w:bidi="pt_PT"/>
         </w:rPr>
         <w:t>) e os assegura de que os sofrimentos desta vida não os impedirão da glória para a qual Deus os destinou (</w:t>
       </w:r>
-      <w:hyperlink r:id="rId35">
-        <w:r>
-          <w:rPr>
-            <w:lang w:val="pt_PT" w:bidi="pt_PT"/>
-          </w:rPr>
-          <w:rPr>
-            <w:color w:val="0000EE"/>
-            <w:u w:val="single"/>
-          </w:rPr>
-          <w:t>8.18–39</w:t>
-        </w:r>
-      </w:hyperlink>
+      <w:r>
+        <w:rPr>
+          <w:lang w:val="pt_PT" w:bidi="pt_PT"/>
+        </w:rPr>
+        <w:t>8.18–39</w:t>
+      </w:r>
       <w:r>
         <w:rPr>
           <w:lang w:val="pt_PT" w:bidi="pt_PT"/>
@@ -799,108 +655,72 @@
         </w:rPr>
         <w:t>As boas-novas só podem realmente ser "boas-novas" se a mensagem de Cristo estiver em continuidade com as promessas de Deus no Antigo Testamento. No entanto, a incredulidade de muitos judeus pode parecer indicar que as promessas de Deus a Israel não estão sendo cumpridas (</w:t>
       </w:r>
-      <w:hyperlink r:id="rId36">
-        <w:r>
-          <w:rPr>
-            <w:lang w:val="pt_PT" w:bidi="pt_PT"/>
-          </w:rPr>
-          <w:rPr>
-            <w:color w:val="0000EE"/>
-            <w:u w:val="single"/>
-          </w:rPr>
-          <w:t>9.1–5</w:t>
-        </w:r>
-      </w:hyperlink>
+      <w:r>
+        <w:rPr>
+          <w:lang w:val="pt_PT" w:bidi="pt_PT"/>
+        </w:rPr>
+        <w:t>9.1–5</w:t>
+      </w:r>
       <w:r>
         <w:rPr>
           <w:lang w:val="pt_PT" w:bidi="pt_PT"/>
         </w:rPr>
         <w:t xml:space="preserve">). Assim, em </w:t>
       </w:r>
-      <w:hyperlink r:id="rId37">
-        <w:r>
-          <w:rPr>
-            <w:lang w:val="pt_PT" w:bidi="pt_PT"/>
-          </w:rPr>
-          <w:rPr>
-            <w:color w:val="0000EE"/>
-            <w:u w:val="single"/>
-          </w:rPr>
-          <w:t>caps. 9–11</w:t>
-        </w:r>
-      </w:hyperlink>
+      <w:r>
+        <w:rPr>
+          <w:lang w:val="pt_PT" w:bidi="pt_PT"/>
+        </w:rPr>
+        <w:t>caps. 9–11</w:t>
+      </w:r>
       <w:r>
         <w:rPr>
           <w:lang w:val="pt_PT" w:bidi="pt_PT"/>
         </w:rPr>
         <w:t>, Paulo demonstra que Deus está sendo fiel às suas promessas. Deus nunca prometeu salvação a todos os judeus, mas apenas a um remanescente (</w:t>
       </w:r>
-      <w:hyperlink r:id="rId38">
-        <w:r>
-          <w:rPr>
-            <w:lang w:val="pt_PT" w:bidi="pt_PT"/>
-          </w:rPr>
-          <w:rPr>
-            <w:color w:val="0000EE"/>
-            <w:u w:val="single"/>
-          </w:rPr>
-          <w:t>9.6–29</w:t>
-        </w:r>
-      </w:hyperlink>
+      <w:r>
+        <w:rPr>
+          <w:lang w:val="pt_PT" w:bidi="pt_PT"/>
+        </w:rPr>
+        <w:t>9.6–29</w:t>
+      </w:r>
       <w:r>
         <w:rPr>
           <w:lang w:val="pt_PT" w:bidi="pt_PT"/>
         </w:rPr>
         <w:t>). Os próprios judeus são responsáveis por sua situação porque se recusam a reconhecer o cumprimento das promessas de Deus em Cristo (</w:t>
       </w:r>
-      <w:hyperlink r:id="rId39">
-        <w:r>
-          <w:rPr>
-            <w:lang w:val="pt_PT" w:bidi="pt_PT"/>
-          </w:rPr>
-          <w:rPr>
-            <w:color w:val="0000EE"/>
-            <w:u w:val="single"/>
-          </w:rPr>
-          <w:t>9.30–10.21</w:t>
-        </w:r>
-      </w:hyperlink>
+      <w:r>
+        <w:rPr>
+          <w:lang w:val="pt_PT" w:bidi="pt_PT"/>
+        </w:rPr>
+        <w:t>9.30–10.21</w:t>
+      </w:r>
       <w:r>
         <w:rPr>
           <w:lang w:val="pt_PT" w:bidi="pt_PT"/>
         </w:rPr>
         <w:t>). No entanto, Deus está fielmente preservando um remanescente de crentes judeus (</w:t>
       </w:r>
-      <w:hyperlink r:id="rId40">
-        <w:r>
-          <w:rPr>
-            <w:lang w:val="pt_PT" w:bidi="pt_PT"/>
-          </w:rPr>
-          <w:rPr>
-            <w:color w:val="0000EE"/>
-            <w:u w:val="single"/>
-          </w:rPr>
-          <w:t>11.1–10</w:t>
-        </w:r>
-      </w:hyperlink>
+      <w:r>
+        <w:rPr>
+          <w:lang w:val="pt_PT" w:bidi="pt_PT"/>
+        </w:rPr>
+        <w:t>11.1–10</w:t>
+      </w:r>
       <w:r>
         <w:rPr>
           <w:lang w:val="pt_PT" w:bidi="pt_PT"/>
         </w:rPr>
         <w:t>), e Deus ainda tem mais a realizar para seu povo Israel (</w:t>
       </w:r>
-      <w:hyperlink r:id="rId41">
-        <w:r>
-          <w:rPr>
-            <w:lang w:val="pt_PT" w:bidi="pt_PT"/>
-          </w:rPr>
-          <w:rPr>
-            <w:color w:val="0000EE"/>
-            <w:u w:val="single"/>
-          </w:rPr>
-          <w:t>11.11–36</w:t>
-        </w:r>
-      </w:hyperlink>
+      <w:r>
+        <w:rPr>
+          <w:lang w:val="pt_PT" w:bidi="pt_PT"/>
+        </w:rPr>
+        <w:t>11.11–36</w:t>
+      </w:r>
       <w:r>
         <w:rPr>
           <w:lang w:val="pt_PT" w:bidi="pt_PT"/>
@@ -921,126 +741,84 @@
         </w:rPr>
         <w:t xml:space="preserve">As boas-novas resgatam as pessoas da penalidade do pecado e também transformam suas vidas. Em </w:t>
       </w:r>
-      <w:hyperlink r:id="rId42">
-        <w:r>
-          <w:rPr>
-            <w:lang w:val="pt_PT" w:bidi="pt_PT"/>
-          </w:rPr>
-          <w:rPr>
-            <w:color w:val="0000EE"/>
-            <w:u w:val="single"/>
-          </w:rPr>
-          <w:t>12.1–15.13</w:t>
-        </w:r>
-      </w:hyperlink>
+      <w:r>
+        <w:rPr>
+          <w:lang w:val="pt_PT" w:bidi="pt_PT"/>
+        </w:rPr>
+        <w:t>12.1–15.13</w:t>
+      </w:r>
       <w:r>
         <w:rPr>
           <w:lang w:val="pt_PT" w:bidi="pt_PT"/>
         </w:rPr>
         <w:t>, Paulo foca no poder transformador das boas-novas. Essa transformação requer uma maneira completamente nova de pensar e viver (</w:t>
       </w:r>
-      <w:hyperlink r:id="rId43">
-        <w:r>
-          <w:rPr>
-            <w:lang w:val="pt_PT" w:bidi="pt_PT"/>
-          </w:rPr>
-          <w:rPr>
-            <w:color w:val="0000EE"/>
-            <w:u w:val="single"/>
-          </w:rPr>
-          <w:t>12.1–2</w:t>
-        </w:r>
-      </w:hyperlink>
+      <w:r>
+        <w:rPr>
+          <w:lang w:val="pt_PT" w:bidi="pt_PT"/>
+        </w:rPr>
+        <w:t>12.1–2</w:t>
+      </w:r>
       <w:r>
         <w:rPr>
           <w:lang w:val="pt_PT" w:bidi="pt_PT"/>
         </w:rPr>
         <w:t>). A vida transformada se manifestará em harmonia comunitária (</w:t>
       </w:r>
-      <w:hyperlink r:id="rId44">
-        <w:r>
-          <w:rPr>
-            <w:lang w:val="pt_PT" w:bidi="pt_PT"/>
-          </w:rPr>
-          <w:rPr>
-            <w:color w:val="0000EE"/>
-            <w:u w:val="single"/>
-          </w:rPr>
-          <w:t>12.3–8</w:t>
-        </w:r>
-      </w:hyperlink>
+      <w:r>
+        <w:rPr>
+          <w:lang w:val="pt_PT" w:bidi="pt_PT"/>
+        </w:rPr>
+        <w:t>12.3–8</w:t>
+      </w:r>
       <w:r>
         <w:rPr>
           <w:lang w:val="pt_PT" w:bidi="pt_PT"/>
         </w:rPr>
         <w:t>), demonstrações de amor (</w:t>
       </w:r>
-      <w:hyperlink r:id="rId45">
-        <w:r>
-          <w:rPr>
-            <w:lang w:val="pt_PT" w:bidi="pt_PT"/>
-          </w:rPr>
-          <w:rPr>
-            <w:color w:val="0000EE"/>
-            <w:u w:val="single"/>
-          </w:rPr>
-          <w:t>12.9–21</w:t>
-        </w:r>
-      </w:hyperlink>
+      <w:r>
+        <w:rPr>
+          <w:lang w:val="pt_PT" w:bidi="pt_PT"/>
+        </w:rPr>
+        <w:t>12.9–21</w:t>
+      </w:r>
       <w:r>
         <w:rPr>
           <w:lang w:val="pt_PT" w:bidi="pt_PT"/>
         </w:rPr>
         <w:t xml:space="preserve">; cp. </w:t>
       </w:r>
-      <w:hyperlink r:id="rId46">
-        <w:r>
-          <w:rPr>
-            <w:lang w:val="pt_PT" w:bidi="pt_PT"/>
-          </w:rPr>
-          <w:rPr>
-            <w:color w:val="0000EE"/>
-            <w:u w:val="single"/>
-          </w:rPr>
-          <w:t>13.8–10</w:t>
-        </w:r>
-      </w:hyperlink>
+      <w:r>
+        <w:rPr>
+          <w:lang w:val="pt_PT" w:bidi="pt_PT"/>
+        </w:rPr>
+        <w:t>13.8–10</w:t>
+      </w:r>
       <w:r>
         <w:rPr>
           <w:lang w:val="pt_PT" w:bidi="pt_PT"/>
         </w:rPr>
         <w:t>) e submissão ao governo (</w:t>
       </w:r>
-      <w:hyperlink r:id="rId47">
-        <w:r>
-          <w:rPr>
-            <w:lang w:val="pt_PT" w:bidi="pt_PT"/>
-          </w:rPr>
-          <w:rPr>
-            <w:color w:val="0000EE"/>
-            <w:u w:val="single"/>
-          </w:rPr>
-          <w:t>13.1–7</w:t>
-        </w:r>
-      </w:hyperlink>
+      <w:r>
+        <w:rPr>
+          <w:lang w:val="pt_PT" w:bidi="pt_PT"/>
+        </w:rPr>
+        <w:t>13.1–7</w:t>
+      </w:r>
       <w:r>
         <w:rPr>
           <w:lang w:val="pt_PT" w:bidi="pt_PT"/>
         </w:rPr>
         <w:t>). A vida transformada obtém seu poder do trabalho que Deus já realizou e encontra sua urgência no trabalho que ele ainda tem a fazer (</w:t>
       </w:r>
-      <w:hyperlink r:id="rId48">
-        <w:r>
-          <w:rPr>
-            <w:lang w:val="pt_PT" w:bidi="pt_PT"/>
-          </w:rPr>
-          <w:rPr>
-            <w:color w:val="0000EE"/>
-            <w:u w:val="single"/>
-          </w:rPr>
-          <w:t>13.11–14</w:t>
-        </w:r>
-      </w:hyperlink>
+      <w:r>
+        <w:rPr>
+          <w:lang w:val="pt_PT" w:bidi="pt_PT"/>
+        </w:rPr>
+        <w:t>13.11–14</w:t>
+      </w:r>
       <w:r>
         <w:rPr>
           <w:lang w:val="pt_PT" w:bidi="pt_PT"/>
@@ -1061,18 +839,12 @@
         </w:rPr>
         <w:t xml:space="preserve">Em </w:t>
       </w:r>
-      <w:hyperlink r:id="rId49">
-        <w:r>
-          <w:rPr>
-            <w:lang w:val="pt_PT" w:bidi="pt_PT"/>
-          </w:rPr>
-          <w:rPr>
-            <w:color w:val="0000EE"/>
-            <w:u w:val="single"/>
-          </w:rPr>
-          <w:t>14.1–15.13</w:t>
-        </w:r>
-      </w:hyperlink>
+      <w:r>
+        <w:rPr>
+          <w:lang w:val="pt_PT" w:bidi="pt_PT"/>
+        </w:rPr>
+        <w:t>14.1–15.13</w:t>
+      </w:r>
       <w:r>
         <w:rPr>
           <w:lang w:val="pt_PT" w:bidi="pt_PT"/>
@@ -1093,54 +865,36 @@
         </w:rPr>
         <w:t>O formato de carta de Romanos surge novamente no final, onde Paulo aborda seu ministério e planos de viagem (</w:t>
       </w:r>
-      <w:hyperlink r:id="rId50">
-        <w:r>
-          <w:rPr>
-            <w:lang w:val="pt_PT" w:bidi="pt_PT"/>
-          </w:rPr>
-          <w:rPr>
-            <w:color w:val="0000EE"/>
-            <w:u w:val="single"/>
-          </w:rPr>
-          <w:t>15.14–33</w:t>
-        </w:r>
-      </w:hyperlink>
+      <w:r>
+        <w:rPr>
+          <w:lang w:val="pt_PT" w:bidi="pt_PT"/>
+        </w:rPr>
+        <w:t>15.14–33</w:t>
+      </w:r>
       <w:r>
         <w:rPr>
           <w:lang w:val="pt_PT" w:bidi="pt_PT"/>
         </w:rPr>
         <w:t>), saúda e recomenda colegas de trabalho e outros cristãos (</w:t>
       </w:r>
-      <w:hyperlink r:id="rId51">
-        <w:r>
-          <w:rPr>
-            <w:lang w:val="pt_PT" w:bidi="pt_PT"/>
-          </w:rPr>
-          <w:rPr>
-            <w:color w:val="0000EE"/>
-            <w:u w:val="single"/>
-          </w:rPr>
-          <w:t>16.1–16</w:t>
-        </w:r>
-      </w:hyperlink>
+      <w:r>
+        <w:rPr>
+          <w:lang w:val="pt_PT" w:bidi="pt_PT"/>
+        </w:rPr>
+        <w:t>16.1–16</w:t>
+      </w:r>
       <w:r>
         <w:rPr>
           <w:lang w:val="pt_PT" w:bidi="pt_PT"/>
         </w:rPr>
         <w:t>), e conclui com mais referências a colegas de trabalho, um aviso final e uma doxologia (</w:t>
       </w:r>
-      <w:hyperlink r:id="rId52">
-        <w:r>
-          <w:rPr>
-            <w:lang w:val="pt_PT" w:bidi="pt_PT"/>
-          </w:rPr>
-          <w:rPr>
-            <w:color w:val="0000EE"/>
-            <w:u w:val="single"/>
-          </w:rPr>
-          <w:t>16.17–27</w:t>
-        </w:r>
-      </w:hyperlink>
+      <w:r>
+        <w:rPr>
+          <w:lang w:val="pt_PT" w:bidi="pt_PT"/>
+        </w:rPr>
+        <w:t>16.17–27</w:t>
+      </w:r>
       <w:r>
         <w:rPr>
           <w:lang w:val="pt_PT" w:bidi="pt_PT"/>
@@ -1172,36 +926,24 @@
         </w:rPr>
         <w:t>Paulo provavelmente escreveu Romanos durante uma estadia de três meses em Corinto, perto do final de sua terceira viagem missionária (</w:t>
       </w:r>
-      <w:hyperlink r:id="rId53">
-        <w:r>
-          <w:rPr>
-            <w:lang w:val="pt_PT" w:bidi="pt_PT"/>
-          </w:rPr>
-          <w:rPr>
-            <w:color w:val="0000EE"/>
-            <w:u w:val="single"/>
-          </w:rPr>
-          <w:t>At 20.2–3</w:t>
-        </w:r>
-      </w:hyperlink>
+      <w:r>
+        <w:rPr>
+          <w:lang w:val="pt_PT" w:bidi="pt_PT"/>
+        </w:rPr>
+        <w:t>At 20.2–3</w:t>
+      </w:r>
       <w:r>
         <w:rPr>
           <w:lang w:val="pt_PT" w:bidi="pt_PT"/>
         </w:rPr>
         <w:t xml:space="preserve">), por volta de 57 d.C. A referência a Cencréia em </w:t>
       </w:r>
-      <w:hyperlink r:id="rId54">
-        <w:r>
-          <w:rPr>
-            <w:lang w:val="pt_PT" w:bidi="pt_PT"/>
-          </w:rPr>
-          <w:rPr>
-            <w:color w:val="0000EE"/>
-            <w:u w:val="single"/>
-          </w:rPr>
-          <w:t xml:space="preserve">Rm 16.1 </w:t>
-        </w:r>
-      </w:hyperlink>
+      <w:r>
+        <w:rPr>
+          <w:lang w:val="pt_PT" w:bidi="pt_PT"/>
+        </w:rPr>
+        <w:t xml:space="preserve">Rm 16.1 </w:t>
+      </w:r>
       <w:r>
         <w:rPr>
           <w:lang w:val="pt_PT" w:bidi="pt_PT"/>
@@ -1222,180 +964,120 @@
         </w:rPr>
         <w:t>Podemos entender o contexto geral em que Romanos foi escrito ao revisar as referências de Paulo ao seu ministério anterior e seus planos de viagem futuros (</w:t>
       </w:r>
-      <w:hyperlink r:id="rId50">
-        <w:r>
-          <w:rPr>
-            <w:lang w:val="pt_PT" w:bidi="pt_PT"/>
-          </w:rPr>
-          <w:rPr>
-            <w:color w:val="0000EE"/>
-            <w:u w:val="single"/>
-          </w:rPr>
-          <w:t>15.14–33</w:t>
-        </w:r>
-      </w:hyperlink>
+      <w:r>
+        <w:rPr>
+          <w:lang w:val="pt_PT" w:bidi="pt_PT"/>
+        </w:rPr>
+        <w:t>15.14–33</w:t>
+      </w:r>
       <w:r>
         <w:rPr>
           <w:lang w:val="pt_PT" w:bidi="pt_PT"/>
         </w:rPr>
         <w:t>). Quatro referências geográficas fornecem a estrutura: (1) Olhando para trás, Paulo declarou que havia “apresentado plenamente as boas-novas de Cristo desde Jerusalém até Ilírico” (</w:t>
       </w:r>
-      <w:hyperlink r:id="rId55">
-        <w:r>
-          <w:rPr>
-            <w:lang w:val="pt_PT" w:bidi="pt_PT"/>
-          </w:rPr>
-          <w:rPr>
-            <w:color w:val="0000EE"/>
-            <w:u w:val="single"/>
-          </w:rPr>
-          <w:t>15.19</w:t>
-        </w:r>
-      </w:hyperlink>
+      <w:r>
+        <w:rPr>
+          <w:lang w:val="pt_PT" w:bidi="pt_PT"/>
+        </w:rPr>
+        <w:t>15.19</w:t>
+      </w:r>
       <w:r>
         <w:rPr>
           <w:lang w:val="pt_PT" w:bidi="pt_PT"/>
         </w:rPr>
         <w:t>). Ilírico era uma província romana que ocupava a mesma área geral que a atual Sérvia e Croácia. Paulo observou que havia plantado igrejas em grandes cidades desde Jerusalém, passando pela Ásia Menor, até a Macedônia e a Grécia. Este foi o território que Paulo e seus companheiros cobriram nas três grandes jornadas missionárias registradas em Atos. (2) O destino intermediário de Paulo era Jerusalém, onde ele planejava entregar um “presente aos crentes” (</w:t>
       </w:r>
-      <w:hyperlink r:id="rId56">
-        <w:r>
-          <w:rPr>
-            <w:lang w:val="pt_PT" w:bidi="pt_PT"/>
-          </w:rPr>
-          <w:rPr>
-            <w:color w:val="0000EE"/>
-            <w:u w:val="single"/>
-          </w:rPr>
-          <w:t>15.25</w:t>
-        </w:r>
-      </w:hyperlink>
+      <w:r>
+        <w:rPr>
+          <w:lang w:val="pt_PT" w:bidi="pt_PT"/>
+        </w:rPr>
+        <w:t>15.25</w:t>
+      </w:r>
       <w:r>
         <w:rPr>
           <w:lang w:val="pt_PT" w:bidi="pt_PT"/>
         </w:rPr>
         <w:t>). Este presente era dinheiro que Paulo vinha coletando das igrejas gentias que ele fundou para ajudar a igreja em Jerusalém (</w:t>
       </w:r>
-      <w:hyperlink r:id="rId57">
-        <w:r>
-          <w:rPr>
-            <w:lang w:val="pt_PT" w:bidi="pt_PT"/>
-          </w:rPr>
-          <w:rPr>
-            <w:color w:val="0000EE"/>
-            <w:u w:val="single"/>
-          </w:rPr>
-          <w:t>15.26</w:t>
-        </w:r>
-      </w:hyperlink>
+      <w:r>
+        <w:rPr>
+          <w:lang w:val="pt_PT" w:bidi="pt_PT"/>
+        </w:rPr>
+        <w:t>15.26</w:t>
+      </w:r>
       <w:r>
         <w:rPr>
           <w:lang w:val="pt_PT" w:bidi="pt_PT"/>
         </w:rPr>
         <w:t xml:space="preserve">; veja também </w:t>
       </w:r>
-      <w:hyperlink r:id="rId58">
-        <w:r>
-          <w:rPr>
-            <w:lang w:val="pt_PT" w:bidi="pt_PT"/>
-          </w:rPr>
-          <w:rPr>
-            <w:color w:val="0000EE"/>
-            <w:u w:val="single"/>
-          </w:rPr>
-          <w:t>1Co 16.1–4</w:t>
-        </w:r>
-      </w:hyperlink>
+      <w:r>
+        <w:rPr>
+          <w:lang w:val="pt_PT" w:bidi="pt_PT"/>
+        </w:rPr>
+        <w:t>1Co 16.1–4</w:t>
+      </w:r>
       <w:r>
         <w:rPr>
           <w:lang w:val="pt_PT" w:bidi="pt_PT"/>
         </w:rPr>
         <w:t xml:space="preserve">; </w:t>
       </w:r>
-      <w:hyperlink r:id="rId59">
-        <w:r>
-          <w:rPr>
-            <w:lang w:val="pt_PT" w:bidi="pt_PT"/>
-          </w:rPr>
-          <w:rPr>
-            <w:color w:val="0000EE"/>
-            <w:u w:val="single"/>
-          </w:rPr>
-          <w:t>2Co 8.1–9.15</w:t>
-        </w:r>
-      </w:hyperlink>
+      <w:r>
+        <w:rPr>
+          <w:lang w:val="pt_PT" w:bidi="pt_PT"/>
+        </w:rPr>
+        <w:t>2Co 8.1–9.15</w:t>
+      </w:r>
       <w:r>
         <w:rPr>
           <w:lang w:val="pt_PT" w:bidi="pt_PT"/>
         </w:rPr>
         <w:t>). (3) Após visitar Jerusalém para entregar a coleta, Paulo planejava ir para Roma (</w:t>
       </w:r>
-      <w:hyperlink r:id="rId60">
-        <w:r>
-          <w:rPr>
-            <w:lang w:val="pt_PT" w:bidi="pt_PT"/>
-          </w:rPr>
-          <w:rPr>
-            <w:color w:val="0000EE"/>
-            <w:u w:val="single"/>
-          </w:rPr>
-          <w:t>Rm 15.24</w:t>
-        </w:r>
-      </w:hyperlink>
+      <w:r>
+        <w:rPr>
+          <w:lang w:val="pt_PT" w:bidi="pt_PT"/>
+        </w:rPr>
+        <w:t>Rm 15.24</w:t>
+      </w:r>
       <w:r>
         <w:rPr>
           <w:lang w:val="pt_PT" w:bidi="pt_PT"/>
         </w:rPr>
         <w:t xml:space="preserve">). (4) Uma longa estadia com os cristãos romanos não era o objetivo final de Paulo, como a linguagem de </w:t>
       </w:r>
-      <w:hyperlink r:id="rId60">
-        <w:r>
-          <w:rPr>
-            <w:lang w:val="pt_PT" w:bidi="pt_PT"/>
-          </w:rPr>
-          <w:rPr>
-            <w:color w:val="0000EE"/>
-            <w:u w:val="single"/>
-          </w:rPr>
-          <w:t>15.24</w:t>
-        </w:r>
-      </w:hyperlink>
+      <w:r>
+        <w:rPr>
+          <w:lang w:val="pt_PT" w:bidi="pt_PT"/>
+        </w:rPr>
+        <w:t>15.24</w:t>
+      </w:r>
       <w:r>
         <w:rPr>
           <w:lang w:val="pt_PT" w:bidi="pt_PT"/>
         </w:rPr>
         <w:t xml:space="preserve"> (“fazer uma parada”) deixa claro. Seu objetivo final era a Espanha, onde ele poderia seguir seu chamado para plantar igrejas em lugares “onde o nome de Cristo nunca foi ouvido” (</w:t>
       </w:r>
-      <w:hyperlink r:id="rId61">
-        <w:r>
-          <w:rPr>
-            <w:lang w:val="pt_PT" w:bidi="pt_PT"/>
-          </w:rPr>
-          <w:rPr>
-            <w:color w:val="0000EE"/>
-            <w:u w:val="single"/>
-          </w:rPr>
-          <w:t>15.20</w:t>
-        </w:r>
-      </w:hyperlink>
+      <w:r>
+        <w:rPr>
+          <w:lang w:val="pt_PT" w:bidi="pt_PT"/>
+        </w:rPr>
+        <w:t>15.20</w:t>
+      </w:r>
       <w:r>
         <w:rPr>
           <w:lang w:val="pt_PT" w:bidi="pt_PT"/>
         </w:rPr>
         <w:t>,</w:t>
       </w:r>
-      <w:hyperlink r:id="rId60">
-        <w:r>
-          <w:rPr>
-            <w:lang w:val="pt_PT" w:bidi="pt_PT"/>
-          </w:rPr>
-          <w:rPr>
-            <w:color w:val="0000EE"/>
-            <w:u w:val="single"/>
-          </w:rPr>
-          <w:t>24</w:t>
-        </w:r>
-      </w:hyperlink>
+      <w:r>
+        <w:rPr>
+          <w:lang w:val="pt_PT" w:bidi="pt_PT"/>
+        </w:rPr>
+        <w:t>24</w:t>
+      </w:r>
       <w:r>
         <w:rPr>
           <w:lang w:val="pt_PT" w:bidi="pt_PT"/>
@@ -1441,36 +1123,24 @@
         </w:rPr>
         <w:t>Paulo estava em um ponto crítico em seu ministério (</w:t>
       </w:r>
-      <w:hyperlink r:id="rId61">
-        <w:r>
-          <w:rPr>
-            <w:lang w:val="pt_PT" w:bidi="pt_PT"/>
-          </w:rPr>
-          <w:rPr>
-            <w:color w:val="0000EE"/>
-            <w:u w:val="single"/>
-          </w:rPr>
-          <w:t>15.20</w:t>
-        </w:r>
-      </w:hyperlink>
+      <w:r>
+        <w:rPr>
+          <w:lang w:val="pt_PT" w:bidi="pt_PT"/>
+        </w:rPr>
+        <w:t>15.20</w:t>
+      </w:r>
       <w:r>
         <w:rPr>
           <w:lang w:val="pt_PT" w:bidi="pt_PT"/>
         </w:rPr>
         <w:t>). Ele havia “apresentado plenamente” as boas-novas à bacia do Mediterrâneo oriental (</w:t>
       </w:r>
-      <w:hyperlink r:id="rId55">
-        <w:r>
-          <w:rPr>
-            <w:lang w:val="pt_PT" w:bidi="pt_PT"/>
-          </w:rPr>
-          <w:rPr>
-            <w:color w:val="0000EE"/>
-            <w:u w:val="single"/>
-          </w:rPr>
-          <w:t>15.19</w:t>
-        </w:r>
-      </w:hyperlink>
+      <w:r>
+        <w:rPr>
+          <w:lang w:val="pt_PT" w:bidi="pt_PT"/>
+        </w:rPr>
+        <w:t>15.19</w:t>
+      </w:r>
       <w:r>
         <w:rPr>
           <w:lang w:val="pt_PT" w:bidi="pt_PT"/>
@@ -1505,18 +1175,12 @@
         </w:rPr>
         <w:t>Outro propósito então emerge: Paulo queria reunir apoio dos cristãos romanos para sua nova missão na Espanha. A "igreja enviadora" de Paulo, Antioquia, estava a milhares de quilômetros da Espanha. Enquanto o apóstolo buscava uma nova igreja para se associar a ele, sua atenção naturalmente se voltou para a igreja em Roma (</w:t>
       </w:r>
-      <w:hyperlink r:id="rId60">
-        <w:r>
-          <w:rPr>
-            <w:lang w:val="pt_PT" w:bidi="pt_PT"/>
-          </w:rPr>
-          <w:rPr>
-            <w:color w:val="0000EE"/>
-            <w:u w:val="single"/>
-          </w:rPr>
-          <w:t>15.24</w:t>
-        </w:r>
-      </w:hyperlink>
+      <w:r>
+        <w:rPr>
+          <w:lang w:val="pt_PT" w:bidi="pt_PT"/>
+        </w:rPr>
+        <w:t>15.24</w:t>
+      </w:r>
       <w:r>
         <w:rPr>
           <w:lang w:val="pt_PT" w:bidi="pt_PT"/>
@@ -1537,18 +1201,12 @@
         </w:rPr>
         <w:t xml:space="preserve">Paulo também escreveu por uma terceira razão: para curar uma divisão na comunidade cristã em Roma, que estava dividida sobre o grau em que a lei do Antigo Testamento deveria continuar a guiar os crentes (veja </w:t>
       </w:r>
-      <w:hyperlink r:id="rId49">
-        <w:r>
-          <w:rPr>
-            <w:lang w:val="pt_PT" w:bidi="pt_PT"/>
-          </w:rPr>
-          <w:rPr>
-            <w:color w:val="0000EE"/>
-            <w:u w:val="single"/>
-          </w:rPr>
-          <w:t>14.1–15.13</w:t>
-        </w:r>
-      </w:hyperlink>
+      <w:r>
+        <w:rPr>
+          <w:lang w:val="pt_PT" w:bidi="pt_PT"/>
+        </w:rPr>
+        <w:t>14.1–15.13</w:t>
+      </w:r>
       <w:r>
         <w:rPr>
           <w:lang w:val="pt_PT" w:bidi="pt_PT"/>
@@ -1605,18 +1263,12 @@
         </w:rPr>
         <w:t xml:space="preserve">Desde a época da Reforma, Romanos tem sido lido como uma carta sobre a salvação do indivíduo. Seguindo o exemplo de Martinho Lutero, cuja própria jornada espiritual estava intimamente ligada a Romanos, os Reformadores (como João Calvino e Ulrich Zwingli) viram nesta carta a expressão bíblica clássica da verdade de que os seres humanos são justificados diante de Deus por sua fé em Cristo e não por seu próprio esforço. Os Reformadores viam Paulo como lutando contra um judaísmo legalista que insistia que as pessoas tinham que obedecer à lei para serem salvas. A preocupação judaica com a lei levou muitos judeus a presumir que a fidelidade à lei era suficiente para a salvação (por exemplo, </w:t>
       </w:r>
-      <w:hyperlink r:id="rId62">
-        <w:r>
-          <w:rPr>
-            <w:lang w:val="pt_PT" w:bidi="pt_PT"/>
-          </w:rPr>
-          <w:rPr>
-            <w:color w:val="0000EE"/>
-            <w:u w:val="single"/>
-          </w:rPr>
-          <w:t>10.1–4</w:t>
-        </w:r>
-      </w:hyperlink>
+      <w:r>
+        <w:rPr>
+          <w:lang w:val="pt_PT" w:bidi="pt_PT"/>
+        </w:rPr>
+        <w:t>10.1–4</w:t>
+      </w:r>
       <w:r>
         <w:rPr>
           <w:lang w:val="pt_PT" w:bidi="pt_PT"/>
